--- a/summer_work/仕様書_Task1_degawakokone.docx
+++ b/summer_work/仕様書_Task1_degawakokone.docx
@@ -81,26 +81,41 @@
     <w:p>
       <w:pPr>
         <w:rPr>
+          <w:sz w:val="18"/>
+          <w:szCs w:val="18"/>
+        </w:rPr>
+      </w:pPr>
+      <w:r>
+        <w:rPr>
+          <w:rFonts w:ascii="Arial Unicode MS" w:eastAsia="Arial Unicode MS" w:hAnsi="Arial Unicode MS" w:cs="Arial Unicode MS"/>
+          <w:sz w:val="18"/>
+          <w:szCs w:val="18"/>
+        </w:rPr>
+        <w:t>プレイヤ</w:t>
+      </w:r>
+      <w:r>
+        <w:rPr>
+          <w:rFonts w:ascii="ＭＳ 明朝" w:eastAsia="ＭＳ 明朝" w:hAnsi="ＭＳ 明朝" w:cs="ＭＳ 明朝" w:hint="eastAsia"/>
+          <w:sz w:val="18"/>
+          <w:szCs w:val="18"/>
+        </w:rPr>
+        <w:t>ーは0~100の中からランダムで設定された数字がなんであるか当てる。</w:t>
+      </w:r>
+    </w:p>
+    <w:p>
+      <w:pPr>
+        <w:rPr>
+          <w:sz w:val="18"/>
+          <w:szCs w:val="18"/>
+        </w:rPr>
+      </w:pPr>
+      <w:r>
+        <w:rPr>
           <w:rFonts w:hint="eastAsia"/>
           <w:sz w:val="18"/>
           <w:szCs w:val="18"/>
         </w:rPr>
-      </w:pPr>
-      <w:r>
-        <w:rPr>
-          <w:rFonts w:ascii="Arial Unicode MS" w:eastAsia="Arial Unicode MS" w:hAnsi="Arial Unicode MS" w:cs="Arial Unicode MS"/>
-          <w:sz w:val="18"/>
-          <w:szCs w:val="18"/>
-        </w:rPr>
-        <w:t>プレイヤ</w:t>
-      </w:r>
-      <w:r>
-        <w:rPr>
-          <w:rFonts w:ascii="ＭＳ 明朝" w:eastAsia="ＭＳ 明朝" w:hAnsi="ＭＳ 明朝" w:cs="ＭＳ 明朝" w:hint="eastAsia"/>
-          <w:sz w:val="18"/>
-          <w:szCs w:val="18"/>
-        </w:rPr>
-        <w:t>ーは0~100の中からランダムで設定された数字がなんであるか当てる。</w:t>
+        <w:t>打った数字が不正解の時に大きいか小さいかヒントを出す。</w:t>
       </w:r>
     </w:p>
     <w:p>
@@ -114,22 +129,12 @@
     </w:p>
     <w:p>
       <w:pPr>
-        <w:rPr>
-          <w:sz w:val="18"/>
-          <w:szCs w:val="18"/>
-        </w:rPr>
-      </w:pPr>
-      <w:r>
-        <w:rPr>
-          <w:rFonts w:ascii="Arial Unicode MS" w:eastAsia="Arial Unicode MS" w:hAnsi="Arial Unicode MS" w:cs="Arial Unicode MS"/>
-          <w:sz w:val="18"/>
-          <w:szCs w:val="18"/>
-        </w:rPr>
-        <w:t>ランナーが４人になり、１点獲得するとCPUの勝利です。</w:t>
-      </w:r>
-    </w:p>
-    <w:p>
-      <w:pPr>
+        <w:pStyle w:val="a5"/>
+        <w:numPr>
+          <w:ilvl w:val="0"/>
+          <w:numId w:val="1"/>
+        </w:numPr>
+        <w:ind w:leftChars="0"/>
         <w:rPr>
           <w:b/>
           <w:bCs/>
@@ -147,11 +152,11 @@
           <w:szCs w:val="34"/>
           <w:lang w:val="en-US"/>
         </w:rPr>
-        <w:t xml:space="preserve">② </w:t>
-      </w:r>
-      <w:r>
-        <w:rPr>
-          <w:rFonts w:ascii="Arial Unicode MS" w:eastAsia="Arial Unicode MS" w:hAnsi="Arial Unicode MS" w:cs="Arial Unicode MS"/>
+        <w:t xml:space="preserve"> </w:t>
+      </w:r>
+      <w:r>
+        <w:rPr>
+          <w:rFonts w:ascii="ＭＳ 明朝" w:eastAsia="ＭＳ 明朝" w:hAnsi="ＭＳ 明朝" w:cs="ＭＳ 明朝" w:hint="eastAsia"/>
           <w:b/>
           <w:bCs/>
           <w:sz w:val="34"/>
@@ -163,30 +168,41 @@
     <w:p>
       <w:pPr>
         <w:rPr>
-          <w:b/>
-          <w:bCs/>
-          <w:sz w:val="26"/>
-          <w:szCs w:val="26"/>
-          <w:lang w:val="en-US"/>
-        </w:rPr>
-      </w:pPr>
-      <w:r>
-        <w:rPr>
-          <w:rFonts w:ascii="Arial Unicode MS" w:eastAsia="Arial Unicode MS" w:hAnsi="Arial Unicode MS" w:cs="Arial Unicode MS"/>
+          <w:rFonts w:ascii="Arial Unicode MS" w:hAnsi="Arial Unicode MS" w:cs="Arial Unicode MS"/>
           <w:b/>
           <w:bCs/>
           <w:color w:val="000000"/>
           <w:sz w:val="26"/>
           <w:szCs w:val="26"/>
         </w:rPr>
-        <w:t>定数</w:t>
-      </w:r>
-    </w:p>
-    <w:p>
-      <w:pPr>
-        <w:rPr>
-          <w:rFonts w:ascii="Courier New" w:eastAsia="Courier New" w:hAnsi="Courier New" w:cs="Courier New"/>
+      </w:pPr>
+      <w:r>
+        <w:rPr>
+          <w:rFonts w:ascii="ＭＳ 明朝" w:eastAsia="ＭＳ 明朝" w:hAnsi="ＭＳ 明朝" w:cs="ＭＳ 明朝" w:hint="eastAsia"/>
+          <w:b/>
+          <w:bCs/>
           <w:color w:val="000000"/>
+          <w:sz w:val="26"/>
+          <w:szCs w:val="26"/>
+        </w:rPr>
+        <w:t>定</w:t>
+      </w:r>
+      <w:r>
+        <w:rPr>
+          <w:rFonts w:ascii="Arial Unicode MS" w:eastAsia="Arial Unicode MS" w:hAnsi="Arial Unicode MS" w:cs="Arial Unicode MS"/>
+          <w:b/>
+          <w:bCs/>
+          <w:color w:val="000000"/>
+          <w:sz w:val="26"/>
+          <w:szCs w:val="26"/>
+        </w:rPr>
+        <w:t>数</w:t>
+      </w:r>
+    </w:p>
+    <w:p>
+      <w:pPr>
+        <w:rPr>
+          <w:rFonts w:asciiTheme="minorEastAsia" w:hAnsiTheme="minorEastAsia" w:hint="eastAsia"/>
           <w:sz w:val="18"/>
           <w:szCs w:val="18"/>
           <w:lang w:val="en-US"/>
@@ -194,180 +210,12 @@
       </w:pPr>
       <w:r>
         <w:rPr>
-          <w:rFonts w:ascii="Gungsuh" w:eastAsia="Gungsuh" w:hAnsi="Gungsuh" w:cs="Gungsuh"/>
-          <w:color w:val="000000"/>
+          <w:rFonts w:asciiTheme="minorEastAsia" w:hAnsiTheme="minorEastAsia" w:hint="eastAsia"/>
           <w:sz w:val="18"/>
           <w:szCs w:val="18"/>
           <w:lang w:val="en-US"/>
         </w:rPr>
-        <w:t>PITCHING_MIN</w:t>
-      </w:r>
-      <w:r>
-        <w:rPr>
-          <w:rFonts w:ascii="Gungsuh" w:eastAsia="Gungsuh" w:hAnsi="Gungsuh" w:cs="Gungsuh"/>
-          <w:color w:val="000000"/>
-          <w:sz w:val="18"/>
-          <w:szCs w:val="18"/>
-        </w:rPr>
-        <w:t xml:space="preserve">　入力最小値</w:t>
-      </w:r>
-      <w:r>
-        <w:rPr>
-          <w:rFonts w:ascii="Gungsuh" w:eastAsia="Gungsuh" w:hAnsi="Gungsuh" w:cs="Gungsuh"/>
-          <w:color w:val="000000"/>
-          <w:sz w:val="18"/>
-          <w:szCs w:val="18"/>
-          <w:lang w:val="en-US"/>
-        </w:rPr>
-        <w:t>（0）</w:t>
-      </w:r>
-    </w:p>
-    <w:p>
-      <w:pPr>
-        <w:pStyle w:val="3"/>
-        <w:keepNext w:val="0"/>
-        <w:keepLines w:val="0"/>
-        <w:shd w:val="clear" w:color="auto" w:fill="FFFFFE"/>
-        <w:spacing w:before="280" w:line="325" w:lineRule="auto"/>
-        <w:rPr>
-          <w:rFonts w:ascii="Courier New" w:eastAsia="Courier New" w:hAnsi="Courier New" w:cs="Courier New"/>
-          <w:color w:val="000000"/>
-          <w:sz w:val="18"/>
-          <w:szCs w:val="18"/>
-          <w:lang w:val="en-US"/>
-        </w:rPr>
-      </w:pPr>
-      <w:bookmarkStart w:id="0" w:name="_4e5pqg6jfmxw" w:colFirst="0" w:colLast="0"/>
-      <w:bookmarkEnd w:id="0"/>
-      <w:r>
-        <w:rPr>
-          <w:rFonts w:ascii="Gungsuh" w:eastAsia="Gungsuh" w:hAnsi="Gungsuh" w:cs="Gungsuh"/>
-          <w:color w:val="000000"/>
-          <w:sz w:val="18"/>
-          <w:szCs w:val="18"/>
-          <w:lang w:val="en-US"/>
-        </w:rPr>
-        <w:t>PITCHING_MAX</w:t>
-      </w:r>
-      <w:r>
-        <w:rPr>
-          <w:rFonts w:ascii="Gungsuh" w:eastAsia="Gungsuh" w:hAnsi="Gungsuh" w:cs="Gungsuh"/>
-          <w:color w:val="000000"/>
-          <w:sz w:val="18"/>
-          <w:szCs w:val="18"/>
-        </w:rPr>
-        <w:t xml:space="preserve">　入力最大値</w:t>
-      </w:r>
-      <w:r>
-        <w:rPr>
-          <w:rFonts w:ascii="Gungsuh" w:eastAsia="Gungsuh" w:hAnsi="Gungsuh" w:cs="Gungsuh"/>
-          <w:color w:val="000000"/>
-          <w:sz w:val="18"/>
-          <w:szCs w:val="18"/>
-          <w:lang w:val="en-US"/>
-        </w:rPr>
-        <w:t>（3）</w:t>
-      </w:r>
-    </w:p>
-    <w:p>
-      <w:pPr>
-        <w:pStyle w:val="3"/>
-        <w:keepNext w:val="0"/>
-        <w:keepLines w:val="0"/>
-        <w:shd w:val="clear" w:color="auto" w:fill="FFFFFE"/>
-        <w:spacing w:before="280" w:line="325" w:lineRule="auto"/>
-        <w:rPr>
-          <w:rFonts w:ascii="Courier New" w:eastAsia="Courier New" w:hAnsi="Courier New" w:cs="Courier New"/>
-          <w:color w:val="000000"/>
-          <w:sz w:val="18"/>
-          <w:szCs w:val="18"/>
-        </w:rPr>
-      </w:pPr>
-      <w:bookmarkStart w:id="1" w:name="_4vu9667i1mxu" w:colFirst="0" w:colLast="0"/>
-      <w:bookmarkEnd w:id="1"/>
-      <w:r>
-        <w:rPr>
-          <w:rFonts w:ascii="Gungsuh" w:eastAsia="Gungsuh" w:hAnsi="Gungsuh" w:cs="Gungsuh"/>
-          <w:color w:val="000000"/>
-          <w:sz w:val="18"/>
-          <w:szCs w:val="18"/>
-        </w:rPr>
-        <w:t>PROBABILITY　乱数の最大値</w:t>
-      </w:r>
-    </w:p>
-    <w:p>
-      <w:pPr>
-        <w:shd w:val="clear" w:color="auto" w:fill="FFFFFE"/>
-        <w:spacing w:line="325" w:lineRule="auto"/>
-        <w:rPr>
-          <w:rFonts w:ascii="Courier New" w:eastAsia="Courier New" w:hAnsi="Courier New" w:cs="Courier New"/>
-          <w:sz w:val="18"/>
-          <w:szCs w:val="18"/>
-        </w:rPr>
-      </w:pPr>
-      <w:r>
-        <w:rPr>
-          <w:rFonts w:ascii="Gungsuh" w:eastAsia="Gungsuh" w:hAnsi="Gungsuh" w:cs="Gungsuh"/>
-          <w:sz w:val="18"/>
-          <w:szCs w:val="18"/>
-        </w:rPr>
-        <w:t>STRIKE_COUNT　ストライク3回</w:t>
-      </w:r>
-    </w:p>
-    <w:p>
-      <w:pPr>
-        <w:shd w:val="clear" w:color="auto" w:fill="FFFFFE"/>
-        <w:spacing w:line="325" w:lineRule="auto"/>
-        <w:rPr>
-          <w:rFonts w:ascii="Courier New" w:eastAsia="Courier New" w:hAnsi="Courier New" w:cs="Courier New"/>
-          <w:sz w:val="18"/>
-          <w:szCs w:val="18"/>
-        </w:rPr>
-      </w:pPr>
-      <w:r>
-        <w:rPr>
-          <w:rFonts w:ascii="Gungsuh" w:eastAsia="Gungsuh" w:hAnsi="Gungsuh" w:cs="Gungsuh"/>
-          <w:sz w:val="18"/>
-          <w:szCs w:val="18"/>
-        </w:rPr>
-        <w:t>BALL_COUNT　ボール４回</w:t>
-      </w:r>
-    </w:p>
-    <w:p>
-      <w:pPr>
-        <w:shd w:val="clear" w:color="auto" w:fill="FFFFFE"/>
-        <w:spacing w:line="325" w:lineRule="auto"/>
-        <w:rPr>
-          <w:rFonts w:ascii="Courier New" w:eastAsia="Courier New" w:hAnsi="Courier New" w:cs="Courier New"/>
-          <w:sz w:val="18"/>
-          <w:szCs w:val="18"/>
-        </w:rPr>
-      </w:pPr>
-      <w:r>
-        <w:rPr>
-          <w:rFonts w:ascii="Gungsuh" w:eastAsia="Gungsuh" w:hAnsi="Gungsuh" w:cs="Gungsuh"/>
-          <w:sz w:val="18"/>
-          <w:szCs w:val="18"/>
-        </w:rPr>
-        <w:t>OUT_COUNT　アウト３回</w:t>
-      </w:r>
-    </w:p>
-    <w:p>
-      <w:pPr>
-        <w:shd w:val="clear" w:color="auto" w:fill="FFFFFE"/>
-        <w:spacing w:line="325" w:lineRule="auto"/>
-        <w:rPr>
-          <w:sz w:val="18"/>
-          <w:szCs w:val="18"/>
-        </w:rPr>
-      </w:pPr>
-      <w:r>
-        <w:rPr>
-          <w:rFonts w:ascii="Gungsuh" w:eastAsia="Gungsuh" w:hAnsi="Gungsuh" w:cs="Gungsuh"/>
-          <w:sz w:val="18"/>
-          <w:szCs w:val="18"/>
-        </w:rPr>
-        <w:t>HIT_COUNT　ヒット４人</w:t>
+        <w:t>なし</w:t>
       </w:r>
     </w:p>
     <w:p>
@@ -384,8 +232,8 @@
           <w:szCs w:val="26"/>
         </w:rPr>
       </w:pPr>
-      <w:bookmarkStart w:id="2" w:name="_7mkchii9vfu3" w:colFirst="0" w:colLast="0"/>
-      <w:bookmarkEnd w:id="2"/>
+      <w:bookmarkStart w:id="0" w:name="_7mkchii9vfu3" w:colFirst="0" w:colLast="0"/>
+      <w:bookmarkEnd w:id="0"/>
       <w:r>
         <w:rPr>
           <w:rFonts w:ascii="Arial Unicode MS" w:eastAsia="Arial Unicode MS" w:hAnsi="Arial Unicode MS" w:cs="Arial Unicode MS"/>
@@ -399,59 +247,53 @@
       </w:r>
     </w:p>
     <w:p>
-      <w:r>
-        <w:rPr>
-          <w:rFonts w:ascii="Arial Unicode MS" w:eastAsia="Arial Unicode MS" w:hAnsi="Arial Unicode MS" w:cs="Arial Unicode MS"/>
-        </w:rPr>
-        <w:t>player：プレイヤーが選択した球種</w:t>
-      </w:r>
-    </w:p>
-    <w:p>
-      <w:r>
-        <w:rPr>
-          <w:rFonts w:ascii="Arial Unicode MS" w:eastAsia="Arial Unicode MS" w:hAnsi="Arial Unicode MS" w:cs="Arial Unicode MS"/>
-        </w:rPr>
-        <w:t>cpu：CPUが選択した球種</w:t>
-      </w:r>
-    </w:p>
-    <w:p>
-      <w:r>
-        <w:rPr>
-          <w:rFonts w:ascii="Arial Unicode MS" w:eastAsia="Arial Unicode MS" w:hAnsi="Arial Unicode MS" w:cs="Arial Unicode MS"/>
-        </w:rPr>
-        <w:t>probability：確率判定用乱数</w:t>
-      </w:r>
-    </w:p>
-    <w:p>
-      <w:r>
-        <w:rPr>
-          <w:rFonts w:ascii="Arial Unicode MS" w:eastAsia="Arial Unicode MS" w:hAnsi="Arial Unicode MS" w:cs="Arial Unicode MS"/>
-        </w:rPr>
-        <w:t>strike　：　ストライク数</w:t>
-      </w:r>
-    </w:p>
-    <w:p>
-      <w:r>
-        <w:rPr>
-          <w:rFonts w:ascii="Arial Unicode MS" w:eastAsia="Arial Unicode MS" w:hAnsi="Arial Unicode MS" w:cs="Arial Unicode MS"/>
-        </w:rPr>
-        <w:t>ball　：　ボール数</w:t>
-      </w:r>
-    </w:p>
-    <w:p>
-      <w:r>
-        <w:rPr>
-          <w:rFonts w:ascii="Arial Unicode MS" w:eastAsia="Arial Unicode MS" w:hAnsi="Arial Unicode MS" w:cs="Arial Unicode MS"/>
-        </w:rPr>
-        <w:t>out　：　アウト数</w:t>
-      </w:r>
-    </w:p>
-    <w:p>
-      <w:r>
-        <w:rPr>
-          <w:rFonts w:ascii="Arial Unicode MS" w:eastAsia="Arial Unicode MS" w:hAnsi="Arial Unicode MS" w:cs="Arial Unicode MS"/>
-        </w:rPr>
-        <w:t>hit　：ヒット数</w:t>
+      <w:pPr>
+        <w:rPr>
+          <w:rFonts w:hint="eastAsia"/>
+        </w:rPr>
+      </w:pPr>
+      <w:r>
+        <w:rPr>
+          <w:rFonts w:asciiTheme="minorEastAsia" w:hAnsiTheme="minorEastAsia" w:cs="Arial Unicode MS" w:hint="eastAsia"/>
+        </w:rPr>
+        <w:t>answer</w:t>
+      </w:r>
+      <w:r>
+        <w:rPr>
+          <w:rFonts w:ascii="Arial Unicode MS" w:eastAsia="Arial Unicode MS" w:hAnsi="Arial Unicode MS" w:cs="Arial Unicode MS"/>
+        </w:rPr>
+        <w:t>：プレイヤーが</w:t>
+      </w:r>
+      <w:r>
+        <w:rPr>
+          <w:rFonts w:ascii="ＭＳ 明朝" w:eastAsia="ＭＳ 明朝" w:hAnsi="ＭＳ 明朝" w:cs="ＭＳ 明朝" w:hint="eastAsia"/>
+        </w:rPr>
+        <w:t>入力した値</w:t>
+      </w:r>
+    </w:p>
+    <w:p>
+      <w:pPr>
+        <w:rPr>
+          <w:rFonts w:hint="eastAsia"/>
+        </w:rPr>
+      </w:pPr>
+      <w:r>
+        <w:rPr>
+          <w:rFonts w:asciiTheme="minorEastAsia" w:hAnsiTheme="minorEastAsia" w:cs="Arial Unicode MS" w:hint="eastAsia"/>
+        </w:rPr>
+        <w:t>question</w:t>
+      </w:r>
+      <w:r>
+        <w:rPr>
+          <w:rFonts w:ascii="Arial Unicode MS" w:eastAsia="Arial Unicode MS" w:hAnsi="Arial Unicode MS" w:cs="Arial Unicode MS"/>
+        </w:rPr>
+        <w:t>：</w:t>
+      </w:r>
+      <w:r>
+        <w:rPr>
+          <w:rFonts w:ascii="ＭＳ 明朝" w:eastAsia="ＭＳ 明朝" w:hAnsi="ＭＳ 明朝" w:cs="ＭＳ 明朝" w:hint="eastAsia"/>
+        </w:rPr>
+        <w:t>問題</w:t>
       </w:r>
     </w:p>
     <w:p>
@@ -468,8 +310,8 @@
           <w:szCs w:val="26"/>
         </w:rPr>
       </w:pPr>
-      <w:bookmarkStart w:id="3" w:name="_3vwor5h8yc3h" w:colFirst="0" w:colLast="0"/>
-      <w:bookmarkEnd w:id="3"/>
+      <w:bookmarkStart w:id="1" w:name="_3vwor5h8yc3h" w:colFirst="0" w:colLast="0"/>
+      <w:bookmarkEnd w:id="1"/>
       <w:r>
         <w:rPr>
           <w:rFonts w:ascii="Arial Unicode MS" w:eastAsia="Arial Unicode MS" w:hAnsi="Arial Unicode MS" w:cs="Arial Unicode MS"/>
@@ -484,132 +326,36 @@
     </w:p>
     <w:p>
       <w:pPr>
-        <w:shd w:val="clear" w:color="auto" w:fill="FFFFFE"/>
-        <w:spacing w:line="325" w:lineRule="auto"/>
-        <w:rPr>
-          <w:rFonts w:ascii="Courier New" w:eastAsia="Courier New" w:hAnsi="Courier New" w:cs="Courier New"/>
+        <w:rPr>
+          <w:rFonts w:ascii="ＭＳ 明朝" w:eastAsia="ＭＳ 明朝" w:hAnsi="ＭＳ 明朝" w:cs="ＭＳ 明朝"/>
           <w:sz w:val="21"/>
           <w:szCs w:val="21"/>
         </w:rPr>
       </w:pPr>
       <w:r>
         <w:rPr>
-          <w:rFonts w:ascii="Courier New" w:eastAsia="Courier New" w:hAnsi="Courier New" w:cs="Courier New"/>
+          <w:rFonts w:ascii="ＭＳ 明朝" w:eastAsia="ＭＳ 明朝" w:hAnsi="ＭＳ 明朝" w:cs="ＭＳ 明朝" w:hint="eastAsia"/>
           <w:sz w:val="21"/>
           <w:szCs w:val="21"/>
         </w:rPr>
-        <w:t>PitchingType(</w:t>
-      </w:r>
-      <w:r>
-        <w:rPr>
-          <w:rFonts w:ascii="Courier New" w:eastAsia="Courier New" w:hAnsi="Courier New" w:cs="Courier New"/>
-          <w:color w:val="0000FF"/>
-          <w:sz w:val="21"/>
-          <w:szCs w:val="21"/>
-        </w:rPr>
-        <w:t>int</w:t>
-      </w:r>
-      <w:r>
-        <w:rPr>
-          <w:rFonts w:ascii="Gungsuh" w:eastAsia="Gungsuh" w:hAnsi="Gungsuh" w:cs="Gungsuh"/>
-          <w:sz w:val="21"/>
-          <w:szCs w:val="21"/>
-        </w:rPr>
-        <w:t xml:space="preserve"> pitching)　→　選択した球種を表示</w:t>
-      </w:r>
-    </w:p>
-    <w:p>
-      <w:pPr>
-        <w:shd w:val="clear" w:color="auto" w:fill="FFFFFE"/>
-        <w:spacing w:line="325" w:lineRule="auto"/>
-        <w:rPr>
-          <w:rFonts w:ascii="Courier New" w:eastAsia="Courier New" w:hAnsi="Courier New" w:cs="Courier New"/>
-          <w:sz w:val="21"/>
-          <w:szCs w:val="21"/>
-        </w:rPr>
-      </w:pPr>
-      <w:r>
-        <w:rPr>
-          <w:rFonts w:ascii="Courier New" w:eastAsia="Courier New" w:hAnsi="Courier New" w:cs="Courier New"/>
-          <w:sz w:val="21"/>
-          <w:szCs w:val="21"/>
-        </w:rPr>
-        <w:t>Result(</w:t>
-      </w:r>
-      <w:r>
-        <w:rPr>
-          <w:rFonts w:ascii="Courier New" w:eastAsia="Courier New" w:hAnsi="Courier New" w:cs="Courier New"/>
-          <w:color w:val="0000FF"/>
-          <w:sz w:val="21"/>
-          <w:szCs w:val="21"/>
-        </w:rPr>
-        <w:t>int</w:t>
-      </w:r>
-      <w:r>
-        <w:rPr>
-          <w:rFonts w:ascii="Gungsuh" w:eastAsia="Gungsuh" w:hAnsi="Gungsuh" w:cs="Gungsuh"/>
-          <w:sz w:val="21"/>
-          <w:szCs w:val="21"/>
-        </w:rPr>
-        <w:t xml:space="preserve"> out)　→　ゲーム終了時に勝敗を表示する</w:t>
-      </w:r>
-    </w:p>
-    <w:p>
-      <w:pPr>
-        <w:shd w:val="clear" w:color="auto" w:fill="FFFFFE"/>
-        <w:spacing w:line="325" w:lineRule="auto"/>
-        <w:rPr>
-          <w:rFonts w:ascii="Courier New" w:eastAsia="Courier New" w:hAnsi="Courier New" w:cs="Courier New"/>
-          <w:sz w:val="21"/>
-          <w:szCs w:val="21"/>
-        </w:rPr>
-      </w:pPr>
-      <w:r>
-        <w:rPr>
-          <w:rFonts w:ascii="Courier New" w:eastAsia="Courier New" w:hAnsi="Courier New" w:cs="Courier New"/>
-          <w:sz w:val="21"/>
-          <w:szCs w:val="21"/>
-        </w:rPr>
-        <w:t>InputCheck(</w:t>
-      </w:r>
-      <w:r>
-        <w:rPr>
-          <w:rFonts w:ascii="Courier New" w:eastAsia="Courier New" w:hAnsi="Courier New" w:cs="Courier New"/>
-          <w:color w:val="0000FF"/>
-          <w:sz w:val="21"/>
-          <w:szCs w:val="21"/>
-        </w:rPr>
-        <w:t>int</w:t>
-      </w:r>
-      <w:r>
-        <w:rPr>
-          <w:rFonts w:ascii="Courier New" w:eastAsia="Courier New" w:hAnsi="Courier New" w:cs="Courier New"/>
-          <w:sz w:val="21"/>
-          <w:szCs w:val="21"/>
-        </w:rPr>
-        <w:t xml:space="preserve"> min, </w:t>
-      </w:r>
-      <w:r>
-        <w:rPr>
-          <w:rFonts w:ascii="Courier New" w:eastAsia="Courier New" w:hAnsi="Courier New" w:cs="Courier New"/>
-          <w:color w:val="0000FF"/>
-          <w:sz w:val="21"/>
-          <w:szCs w:val="21"/>
-        </w:rPr>
-        <w:t>int</w:t>
-      </w:r>
-      <w:r>
-        <w:rPr>
-          <w:rFonts w:ascii="Gungsuh" w:eastAsia="Gungsuh" w:hAnsi="Gungsuh" w:cs="Gungsuh"/>
-          <w:sz w:val="21"/>
-          <w:szCs w:val="21"/>
-        </w:rPr>
-        <w:t xml:space="preserve"> max)　→　入力チェックを行い、正しい値を返す</w:t>
-      </w:r>
-    </w:p>
-    <w:p/>
-    <w:p>
-      <w:pPr>
+        <w:t>なし</w:t>
+      </w:r>
+    </w:p>
+    <w:p>
+      <w:pPr>
+        <w:rPr>
+          <w:rFonts w:hint="eastAsia"/>
+        </w:rPr>
+      </w:pPr>
+    </w:p>
+    <w:p>
+      <w:pPr>
+        <w:pStyle w:val="a5"/>
+        <w:numPr>
+          <w:ilvl w:val="0"/>
+          <w:numId w:val="1"/>
+        </w:numPr>
+        <w:ind w:leftChars="0"/>
         <w:rPr>
           <w:b/>
           <w:bCs/>
@@ -625,317 +371,371 @@
           <w:sz w:val="36"/>
           <w:szCs w:val="36"/>
         </w:rPr>
-        <w:t>③ 処理の流れ</w:t>
-      </w:r>
-    </w:p>
-    <w:p>
-      <w:pPr>
-        <w:rPr>
-          <w:b/>
-          <w:bCs/>
-          <w:sz w:val="18"/>
-          <w:szCs w:val="18"/>
-        </w:rPr>
-      </w:pPr>
-      <w:r>
-        <w:rPr>
-          <w:rFonts w:ascii="Arial Unicode MS" w:eastAsia="Arial Unicode MS" w:hAnsi="Arial Unicode MS" w:cs="Arial Unicode MS"/>
-          <w:b/>
-          <w:bCs/>
-          <w:sz w:val="18"/>
-          <w:szCs w:val="18"/>
-        </w:rPr>
-        <w:t>1，ゲームスタート</w:t>
-      </w:r>
-    </w:p>
-    <w:p>
-      <w:pPr>
-        <w:rPr>
-          <w:b/>
-          <w:bCs/>
-          <w:sz w:val="18"/>
-          <w:szCs w:val="18"/>
-        </w:rPr>
-      </w:pPr>
-      <w:r>
-        <w:rPr>
-          <w:rFonts w:ascii="Arial Unicode MS" w:eastAsia="Arial Unicode MS" w:hAnsi="Arial Unicode MS" w:cs="Arial Unicode MS"/>
-          <w:b/>
-          <w:bCs/>
-          <w:sz w:val="18"/>
-          <w:szCs w:val="18"/>
-        </w:rPr>
-        <w:t>2，乱数の初期化</w:t>
-      </w:r>
-    </w:p>
-    <w:p>
-      <w:pPr>
-        <w:rPr>
-          <w:b/>
-          <w:bCs/>
-          <w:sz w:val="18"/>
-          <w:szCs w:val="18"/>
-        </w:rPr>
-      </w:pPr>
-      <w:r>
-        <w:rPr>
-          <w:rFonts w:ascii="Arial Unicode MS" w:eastAsia="Arial Unicode MS" w:hAnsi="Arial Unicode MS" w:cs="Arial Unicode MS"/>
-          <w:b/>
-          <w:bCs/>
-          <w:sz w:val="18"/>
-          <w:szCs w:val="18"/>
-        </w:rPr>
-        <w:t>3，投げる球を選択</w:t>
-      </w:r>
-    </w:p>
-    <w:p>
-      <w:pPr>
-        <w:rPr>
-          <w:b/>
-          <w:bCs/>
-          <w:sz w:val="18"/>
-          <w:szCs w:val="18"/>
-        </w:rPr>
-      </w:pPr>
-      <w:r>
-        <w:rPr>
-          <w:rFonts w:ascii="Arial Unicode MS" w:eastAsia="Arial Unicode MS" w:hAnsi="Arial Unicode MS" w:cs="Arial Unicode MS"/>
-          <w:b/>
-          <w:bCs/>
-          <w:sz w:val="18"/>
-          <w:szCs w:val="18"/>
-        </w:rPr>
-        <w:t>4，入力チェック</w:t>
-      </w:r>
-    </w:p>
-    <w:p>
-      <w:pPr>
-        <w:rPr>
-          <w:b/>
-          <w:bCs/>
-          <w:sz w:val="18"/>
-          <w:szCs w:val="18"/>
-        </w:rPr>
-      </w:pPr>
-      <w:r>
-        <w:rPr>
-          <w:rFonts w:ascii="Arial Unicode MS" w:eastAsia="Arial Unicode MS" w:hAnsi="Arial Unicode MS" w:cs="Arial Unicode MS"/>
-          <w:b/>
-          <w:bCs/>
-          <w:sz w:val="18"/>
-          <w:szCs w:val="18"/>
-        </w:rPr>
-        <w:t>5，球種の表示</w:t>
-      </w:r>
-    </w:p>
-    <w:p>
-      <w:pPr>
-        <w:rPr>
-          <w:b/>
-          <w:bCs/>
-          <w:sz w:val="18"/>
-          <w:szCs w:val="18"/>
-        </w:rPr>
-      </w:pPr>
-      <w:r>
-        <w:rPr>
-          <w:rFonts w:ascii="Arial Unicode MS" w:eastAsia="Arial Unicode MS" w:hAnsi="Arial Unicode MS" w:cs="Arial Unicode MS"/>
-          <w:b/>
-          <w:bCs/>
-          <w:sz w:val="18"/>
-          <w:szCs w:val="18"/>
-        </w:rPr>
-        <w:t>6，CPUが球種の決定</w:t>
-      </w:r>
-    </w:p>
-    <w:p>
-      <w:pPr>
-        <w:rPr>
-          <w:b/>
-          <w:bCs/>
-          <w:sz w:val="18"/>
-          <w:szCs w:val="18"/>
-        </w:rPr>
-      </w:pPr>
-      <w:r>
-        <w:rPr>
-          <w:rFonts w:ascii="Arial Unicode MS" w:eastAsia="Arial Unicode MS" w:hAnsi="Arial Unicode MS" w:cs="Arial Unicode MS"/>
-          <w:b/>
-          <w:bCs/>
-          <w:sz w:val="18"/>
-          <w:szCs w:val="18"/>
-        </w:rPr>
-        <w:t>7，確率の決定</w:t>
-      </w:r>
-    </w:p>
-    <w:p>
-      <w:pPr>
-        <w:rPr>
-          <w:b/>
-          <w:bCs/>
-          <w:sz w:val="18"/>
-          <w:szCs w:val="18"/>
-        </w:rPr>
-      </w:pPr>
-      <w:r>
-        <w:rPr>
-          <w:rFonts w:ascii="Arial Unicode MS" w:eastAsia="Arial Unicode MS" w:hAnsi="Arial Unicode MS" w:cs="Arial Unicode MS"/>
-          <w:b/>
-          <w:bCs/>
-          <w:sz w:val="18"/>
-          <w:szCs w:val="18"/>
-        </w:rPr>
-        <w:t>8，球種が一致するか否か</w:t>
-      </w:r>
-    </w:p>
-    <w:p>
-      <w:pPr>
-        <w:rPr>
-          <w:b/>
-          <w:bCs/>
-          <w:sz w:val="18"/>
-          <w:szCs w:val="18"/>
-        </w:rPr>
-      </w:pPr>
-      <w:r>
-        <w:rPr>
-          <w:rFonts w:ascii="Arial Unicode MS" w:eastAsia="Arial Unicode MS" w:hAnsi="Arial Unicode MS" w:cs="Arial Unicode MS"/>
-          <w:b/>
-          <w:bCs/>
-          <w:sz w:val="18"/>
-          <w:szCs w:val="18"/>
-        </w:rPr>
-        <w:t xml:space="preserve">　①（YES）　→　カウントを初期化、確率よりアウトかヒットを判定</w:t>
-      </w:r>
-    </w:p>
-    <w:p>
-      <w:pPr>
-        <w:rPr>
-          <w:b/>
-          <w:bCs/>
-          <w:sz w:val="18"/>
-          <w:szCs w:val="18"/>
-        </w:rPr>
-      </w:pPr>
-      <w:r>
-        <w:rPr>
-          <w:rFonts w:ascii="Arial Unicode MS" w:eastAsia="Arial Unicode MS" w:hAnsi="Arial Unicode MS" w:cs="Arial Unicode MS"/>
-          <w:b/>
-          <w:bCs/>
-          <w:sz w:val="18"/>
-          <w:szCs w:val="18"/>
-        </w:rPr>
-        <w:t xml:space="preserve">　②（Ｎｏ）　→　確率よりストライクかボールを判定</w:t>
-      </w:r>
-    </w:p>
-    <w:p>
-      <w:pPr>
-        <w:rPr>
-          <w:b/>
-          <w:bCs/>
-          <w:sz w:val="18"/>
-          <w:szCs w:val="18"/>
-        </w:rPr>
-      </w:pPr>
-      <w:r>
-        <w:rPr>
-          <w:rFonts w:ascii="Arial Unicode MS" w:eastAsia="Arial Unicode MS" w:hAnsi="Arial Unicode MS" w:cs="Arial Unicode MS"/>
-          <w:b/>
-          <w:bCs/>
-          <w:sz w:val="18"/>
-          <w:szCs w:val="18"/>
-        </w:rPr>
-        <w:lastRenderedPageBreak/>
-        <w:t>9，ストライクが３つもしくはボールが4つであればアウトもしくはヒットのカウントをすすめる</w:t>
-      </w:r>
-    </w:p>
-    <w:p>
-      <w:pPr>
-        <w:rPr>
-          <w:b/>
-          <w:bCs/>
-          <w:sz w:val="18"/>
-          <w:szCs w:val="18"/>
-        </w:rPr>
-      </w:pPr>
-      <w:r>
-        <w:rPr>
-          <w:rFonts w:ascii="Arial Unicode MS" w:eastAsia="Arial Unicode MS" w:hAnsi="Arial Unicode MS" w:cs="Arial Unicode MS"/>
-          <w:b/>
-          <w:bCs/>
-          <w:sz w:val="18"/>
-          <w:szCs w:val="18"/>
-        </w:rPr>
-        <w:t>10，カウントを表示させ、ゲーム終了か否かを判定する。</w:t>
-      </w:r>
-    </w:p>
-    <w:p>
-      <w:pPr>
-        <w:rPr>
-          <w:b/>
-          <w:bCs/>
-          <w:sz w:val="18"/>
-          <w:szCs w:val="18"/>
-        </w:rPr>
-      </w:pPr>
-    </w:p>
-    <w:p>
-      <w:pPr>
-        <w:rPr>
-          <w:b/>
-          <w:bCs/>
-          <w:sz w:val="18"/>
-          <w:szCs w:val="18"/>
-        </w:rPr>
-      </w:pPr>
-      <w:r>
-        <w:rPr>
-          <w:rFonts w:ascii="Arial Unicode MS" w:eastAsia="Arial Unicode MS" w:hAnsi="Arial Unicode MS" w:cs="Arial Unicode MS"/>
-          <w:b/>
-          <w:bCs/>
-          <w:sz w:val="18"/>
-          <w:szCs w:val="18"/>
-        </w:rPr>
-        <w:t>11，ゲームを終了させ、勝利判定</w:t>
-      </w:r>
-    </w:p>
-    <w:p>
-      <w:pPr>
-        <w:rPr>
-          <w:b/>
-          <w:bCs/>
-          <w:sz w:val="18"/>
-          <w:szCs w:val="18"/>
-        </w:rPr>
-      </w:pPr>
-    </w:p>
-    <w:p>
-      <w:pPr>
-        <w:rPr>
-          <w:b/>
-          <w:bCs/>
-          <w:sz w:val="18"/>
-          <w:szCs w:val="18"/>
-        </w:rPr>
-      </w:pPr>
-    </w:p>
-    <w:p>
-      <w:pPr>
-        <w:rPr>
+        <w:t xml:space="preserve"> </w:t>
+      </w:r>
+      <w:r>
+        <w:rPr>
+          <w:rFonts w:ascii="ＭＳ 明朝" w:eastAsia="ＭＳ 明朝" w:hAnsi="ＭＳ 明朝" w:cs="ＭＳ 明朝" w:hint="eastAsia"/>
           <w:b/>
           <w:bCs/>
           <w:sz w:val="36"/>
           <w:szCs w:val="36"/>
         </w:rPr>
-      </w:pPr>
-      <w:r>
-        <w:rPr>
-          <w:rFonts w:ascii="Arial Unicode MS" w:eastAsia="Arial Unicode MS" w:hAnsi="Arial Unicode MS" w:cs="Arial Unicode MS"/>
+        <w:t>処理の流れ</w:t>
+      </w:r>
+    </w:p>
+    <w:p>
+      <w:pPr>
+        <w:rPr>
+          <w:b/>
+          <w:bCs/>
+          <w:sz w:val="18"/>
+          <w:szCs w:val="18"/>
+        </w:rPr>
+      </w:pPr>
+      <w:r>
+        <w:rPr>
+          <w:rFonts w:ascii="Arial Unicode MS" w:eastAsia="Arial Unicode MS" w:hAnsi="Arial Unicode MS" w:cs="Arial Unicode MS"/>
+          <w:b/>
+          <w:bCs/>
+          <w:sz w:val="18"/>
+          <w:szCs w:val="18"/>
+        </w:rPr>
+        <w:t>1，</w:t>
+      </w:r>
+      <w:r>
+        <w:rPr>
+          <w:rFonts w:ascii="Arial Unicode MS" w:eastAsia="Arial Unicode MS" w:hAnsi="Arial Unicode MS" w:cs="Arial Unicode MS"/>
+          <w:b/>
+          <w:bCs/>
+          <w:sz w:val="18"/>
+          <w:szCs w:val="18"/>
+        </w:rPr>
+        <w:t>乱数の初期化</w:t>
+      </w:r>
+    </w:p>
+    <w:p>
+      <w:pPr>
+        <w:rPr>
+          <w:rFonts w:ascii="Arial Unicode MS" w:hAnsi="Arial Unicode MS" w:cs="Arial Unicode MS" w:hint="eastAsia"/>
+          <w:b/>
+          <w:bCs/>
+          <w:sz w:val="18"/>
+          <w:szCs w:val="18"/>
+        </w:rPr>
+      </w:pPr>
+      <w:r>
+        <w:rPr>
+          <w:rFonts w:ascii="Arial Unicode MS" w:eastAsia="Arial Unicode MS" w:hAnsi="Arial Unicode MS" w:cs="Arial Unicode MS"/>
+          <w:b/>
+          <w:bCs/>
+          <w:sz w:val="18"/>
+          <w:szCs w:val="18"/>
+        </w:rPr>
+        <w:t>2，</w:t>
+      </w:r>
+      <w:r>
+        <w:rPr>
+          <w:b/>
+          <w:bCs/>
+          <w:sz w:val="18"/>
+          <w:szCs w:val="18"/>
+        </w:rPr>
+        <w:t xml:space="preserve"> </w:t>
+      </w:r>
+      <w:r>
+        <w:rPr>
+          <w:rFonts w:ascii="Arial Unicode MS" w:eastAsia="Arial Unicode MS" w:hAnsi="Arial Unicode MS" w:cs="Arial Unicode MS"/>
+          <w:b/>
+          <w:bCs/>
+          <w:sz w:val="18"/>
+          <w:szCs w:val="18"/>
+        </w:rPr>
+        <w:t>ゲームスタート</w:t>
+      </w:r>
+    </w:p>
+    <w:p>
+      <w:pPr>
+        <w:rPr>
+          <w:rFonts w:hint="eastAsia"/>
+          <w:b/>
+          <w:bCs/>
+          <w:sz w:val="18"/>
+          <w:szCs w:val="18"/>
+        </w:rPr>
+      </w:pPr>
+      <w:r>
+        <w:rPr>
+          <w:rFonts w:ascii="Arial Unicode MS" w:eastAsia="Arial Unicode MS" w:hAnsi="Arial Unicode MS" w:cs="Arial Unicode MS"/>
+          <w:b/>
+          <w:bCs/>
+          <w:sz w:val="18"/>
+          <w:szCs w:val="18"/>
+        </w:rPr>
+        <w:t>3，</w:t>
+      </w:r>
+      <w:r>
+        <w:rPr>
+          <w:rFonts w:ascii="ＭＳ 明朝" w:eastAsia="ＭＳ 明朝" w:hAnsi="ＭＳ 明朝" w:cs="ＭＳ 明朝" w:hint="eastAsia"/>
+          <w:b/>
+          <w:bCs/>
+          <w:sz w:val="18"/>
+          <w:szCs w:val="18"/>
+        </w:rPr>
+        <w:t>ラウンド数カウント</w:t>
+      </w:r>
+      <w:r>
+        <w:rPr>
+          <w:rFonts w:hint="eastAsia"/>
+          <w:b/>
+          <w:bCs/>
+          <w:sz w:val="18"/>
+          <w:szCs w:val="18"/>
+        </w:rPr>
+        <w:t xml:space="preserve"> </w:t>
+      </w:r>
+    </w:p>
+    <w:p>
+      <w:pPr>
+        <w:rPr>
+          <w:b/>
+          <w:bCs/>
+          <w:sz w:val="18"/>
+          <w:szCs w:val="18"/>
+        </w:rPr>
+      </w:pPr>
+      <w:r>
+        <w:rPr>
+          <w:rFonts w:ascii="Arial Unicode MS" w:eastAsia="Arial Unicode MS" w:hAnsi="Arial Unicode MS" w:cs="Arial Unicode MS"/>
+          <w:b/>
+          <w:bCs/>
+          <w:sz w:val="18"/>
+          <w:szCs w:val="18"/>
+        </w:rPr>
+        <w:t>4，</w:t>
+      </w:r>
+      <w:r>
+        <w:rPr>
+          <w:rFonts w:ascii="ＭＳ 明朝" w:eastAsia="ＭＳ 明朝" w:hAnsi="ＭＳ 明朝" w:cs="ＭＳ 明朝" w:hint="eastAsia"/>
+          <w:b/>
+          <w:bCs/>
+          <w:sz w:val="18"/>
+          <w:szCs w:val="18"/>
+        </w:rPr>
+        <w:t>予想した数字を入力</w:t>
+      </w:r>
+    </w:p>
+    <w:p>
+      <w:pPr>
+        <w:pStyle w:val="a5"/>
+        <w:numPr>
+          <w:ilvl w:val="0"/>
+          <w:numId w:val="3"/>
+        </w:numPr>
+        <w:ind w:leftChars="0"/>
+        <w:rPr>
+          <w:b/>
+          <w:bCs/>
+          <w:sz w:val="18"/>
+          <w:szCs w:val="18"/>
+        </w:rPr>
+      </w:pPr>
+      <w:r>
+        <w:rPr>
+          <w:rFonts w:ascii="ＭＳ 明朝" w:eastAsia="ＭＳ 明朝" w:hAnsi="ＭＳ 明朝" w:cs="ＭＳ 明朝" w:hint="eastAsia"/>
+          <w:b/>
+          <w:bCs/>
+          <w:sz w:val="18"/>
+          <w:szCs w:val="18"/>
+        </w:rPr>
+        <w:t>入力チェック</w:t>
+      </w:r>
+    </w:p>
+    <w:p>
+      <w:pPr>
+        <w:pStyle w:val="a5"/>
+        <w:numPr>
+          <w:ilvl w:val="0"/>
+          <w:numId w:val="3"/>
+        </w:numPr>
+        <w:ind w:leftChars="0"/>
+        <w:rPr>
+          <w:rFonts w:ascii="ＭＳ 明朝" w:eastAsia="ＭＳ 明朝" w:hAnsi="ＭＳ 明朝" w:cs="ＭＳ 明朝"/>
+          <w:b/>
+          <w:bCs/>
+          <w:sz w:val="18"/>
+          <w:szCs w:val="18"/>
+        </w:rPr>
+      </w:pPr>
+      <w:r>
+        <w:rPr>
+          <w:rFonts w:ascii="ＭＳ 明朝" w:eastAsia="ＭＳ 明朝" w:hAnsi="ＭＳ 明朝" w:cs="ＭＳ 明朝" w:hint="eastAsia"/>
+          <w:b/>
+          <w:bCs/>
+          <w:sz w:val="18"/>
+          <w:szCs w:val="18"/>
+        </w:rPr>
+        <w:t>回答が正解か否か</w:t>
+      </w:r>
+    </w:p>
+    <w:p>
+      <w:pPr>
+        <w:ind w:firstLineChars="100" w:firstLine="181"/>
+        <w:rPr>
+          <w:rFonts w:ascii="ＭＳ 明朝" w:eastAsia="ＭＳ 明朝" w:hAnsi="ＭＳ 明朝" w:cs="ＭＳ 明朝"/>
+          <w:b/>
+          <w:bCs/>
+          <w:sz w:val="18"/>
+          <w:szCs w:val="18"/>
+        </w:rPr>
+      </w:pPr>
+      <w:r>
+        <w:rPr>
+          <w:rFonts w:ascii="ＭＳ 明朝" w:eastAsia="ＭＳ 明朝" w:hAnsi="ＭＳ 明朝" w:cs="ＭＳ 明朝" w:hint="eastAsia"/>
+          <w:b/>
+          <w:bCs/>
+          <w:sz w:val="18"/>
+          <w:szCs w:val="18"/>
+        </w:rPr>
+        <w:t>①（問題＞回答）→ヒント表示「もっと大きい数字です。」</w:t>
+      </w:r>
+    </w:p>
+    <w:p>
+      <w:pPr>
+        <w:rPr>
+          <w:b/>
+          <w:bCs/>
+          <w:sz w:val="18"/>
+          <w:szCs w:val="18"/>
+        </w:rPr>
+      </w:pPr>
+      <w:r>
+        <w:rPr>
+          <w:rFonts w:ascii="ＭＳ 明朝" w:eastAsia="ＭＳ 明朝" w:hAnsi="ＭＳ 明朝" w:cs="ＭＳ 明朝" w:hint="eastAsia"/>
+          <w:b/>
+          <w:bCs/>
+          <w:sz w:val="18"/>
+          <w:szCs w:val="18"/>
+        </w:rPr>
+        <w:t xml:space="preserve">　②（問題＜回答）→ヒント表示「もっと小さい数字です。」</w:t>
+      </w:r>
+      <w:r>
+        <w:rPr>
+          <w:b/>
+          <w:bCs/>
+          <w:sz w:val="18"/>
+          <w:szCs w:val="18"/>
+        </w:rPr>
+        <w:t xml:space="preserve"> </w:t>
+      </w:r>
+    </w:p>
+    <w:p>
+      <w:pPr>
+        <w:rPr>
+          <w:rFonts w:hint="eastAsia"/>
+          <w:b/>
+          <w:bCs/>
+          <w:sz w:val="18"/>
+          <w:szCs w:val="18"/>
+        </w:rPr>
+      </w:pPr>
+      <w:r>
+        <w:rPr>
+          <w:rFonts w:ascii="Arial Unicode MS" w:eastAsia="Arial Unicode MS" w:hAnsi="Arial Unicode MS" w:cs="Arial Unicode MS"/>
+          <w:b/>
+          <w:bCs/>
+          <w:sz w:val="18"/>
+          <w:szCs w:val="18"/>
+        </w:rPr>
+        <w:t>7，</w:t>
+      </w:r>
+      <w:r>
+        <w:rPr>
+          <w:rFonts w:ascii="ＭＳ 明朝" w:eastAsia="ＭＳ 明朝" w:hAnsi="ＭＳ 明朝" w:cs="ＭＳ 明朝" w:hint="eastAsia"/>
+          <w:b/>
+          <w:bCs/>
+          <w:sz w:val="18"/>
+          <w:szCs w:val="18"/>
+        </w:rPr>
+        <w:t>問題と回答が一致したらゲームループを抜ける</w:t>
+      </w:r>
+    </w:p>
+    <w:p>
+      <w:pPr>
+        <w:rPr>
+          <w:b/>
+          <w:bCs/>
+          <w:sz w:val="18"/>
+          <w:szCs w:val="18"/>
+        </w:rPr>
+      </w:pPr>
+      <w:r>
+        <w:rPr>
+          <w:rFonts w:ascii="Arial Unicode MS" w:eastAsia="Arial Unicode MS" w:hAnsi="Arial Unicode MS" w:cs="Arial Unicode MS"/>
+          <w:b/>
+          <w:bCs/>
+          <w:sz w:val="18"/>
+          <w:szCs w:val="18"/>
+        </w:rPr>
+        <w:t>8</w:t>
+      </w:r>
+      <w:r>
+        <w:rPr>
+          <w:rFonts w:ascii="ＭＳ 明朝" w:eastAsia="ＭＳ 明朝" w:hAnsi="ＭＳ 明朝" w:cs="ＭＳ 明朝" w:hint="eastAsia"/>
+          <w:b/>
+          <w:bCs/>
+          <w:sz w:val="18"/>
+          <w:szCs w:val="18"/>
+        </w:rPr>
+        <w:t>，</w:t>
+      </w:r>
+      <w:r>
+        <w:rPr>
+          <w:rFonts w:ascii="ＭＳ 明朝" w:eastAsia="ＭＳ 明朝" w:hAnsi="ＭＳ 明朝" w:cs="ＭＳ 明朝" w:hint="eastAsia"/>
+          <w:b/>
+          <w:bCs/>
+          <w:sz w:val="18"/>
+          <w:szCs w:val="18"/>
+        </w:rPr>
+        <w:t>正解の表示と何回で正解したかを表示</w:t>
+      </w:r>
+      <w:r>
+        <w:rPr>
+          <w:b/>
+          <w:bCs/>
+          <w:sz w:val="18"/>
+          <w:szCs w:val="18"/>
+        </w:rPr>
+        <w:t xml:space="preserve"> </w:t>
+      </w:r>
+    </w:p>
+    <w:p>
+      <w:pPr>
+        <w:rPr>
+          <w:b/>
+          <w:bCs/>
+          <w:sz w:val="18"/>
+          <w:szCs w:val="18"/>
+        </w:rPr>
+      </w:pPr>
+    </w:p>
+    <w:p>
+      <w:pPr>
+        <w:rPr>
           <w:b/>
           <w:bCs/>
           <w:sz w:val="36"/>
           <w:szCs w:val="36"/>
         </w:rPr>
+      </w:pPr>
+      <w:r>
+        <w:rPr>
+          <w:rFonts w:ascii="Arial Unicode MS" w:eastAsia="Arial Unicode MS" w:hAnsi="Arial Unicode MS" w:cs="Arial Unicode MS"/>
+          <w:b/>
+          <w:bCs/>
+          <w:sz w:val="36"/>
+          <w:szCs w:val="36"/>
+        </w:rPr>
         <w:t>④ 仕様</w:t>
       </w:r>
     </w:p>
@@ -980,187 +780,117 @@
       </w:pPr>
       <w:r>
         <w:rPr>
-          <w:rFonts w:ascii="Arial Unicode MS" w:eastAsia="Arial Unicode MS" w:hAnsi="Arial Unicode MS" w:cs="Arial Unicode MS"/>
-          <w:b/>
-          <w:bCs/>
-        </w:rPr>
-        <w:t>・プレイヤーはピッチャーとしてゲームを開始します。</w:t>
-      </w:r>
-    </w:p>
-    <w:p>
-      <w:pPr>
-        <w:rPr>
-          <w:b/>
-          <w:bCs/>
-        </w:rPr>
-      </w:pPr>
-    </w:p>
-    <w:p>
-      <w:pPr>
-        <w:rPr>
-          <w:b/>
-          <w:bCs/>
-        </w:rPr>
-      </w:pPr>
-      <w:r>
-        <w:rPr>
-          <w:rFonts w:ascii="Arial Unicode MS" w:eastAsia="Arial Unicode MS" w:hAnsi="Arial Unicode MS" w:cs="Arial Unicode MS"/>
-          <w:b/>
-          <w:bCs/>
-        </w:rPr>
-        <w:t>投球選択</w:t>
-      </w:r>
-    </w:p>
-    <w:p>
-      <w:pPr>
-        <w:rPr>
-          <w:b/>
-          <w:bCs/>
-        </w:rPr>
-      </w:pPr>
-      <w:r>
-        <w:rPr>
-          <w:rFonts w:ascii="Arial Unicode MS" w:eastAsia="Arial Unicode MS" w:hAnsi="Arial Unicode MS" w:cs="Arial Unicode MS"/>
-          <w:b/>
-          <w:bCs/>
-        </w:rPr>
-        <w:t>プレイヤーは次の4種類の球種から選択します。</w:t>
-      </w:r>
-    </w:p>
-    <w:p>
-      <w:pPr>
-        <w:rPr>
-          <w:b/>
-          <w:bCs/>
-        </w:rPr>
-      </w:pPr>
-      <w:r>
-        <w:rPr>
-          <w:rFonts w:ascii="Arial Unicode MS" w:eastAsia="Arial Unicode MS" w:hAnsi="Arial Unicode MS" w:cs="Arial Unicode MS"/>
-          <w:b/>
-          <w:bCs/>
-        </w:rPr>
-        <w:t>0：ストレート</w:t>
-      </w:r>
-    </w:p>
-    <w:p>
-      <w:pPr>
-        <w:rPr>
-          <w:b/>
-          <w:bCs/>
-        </w:rPr>
-      </w:pPr>
-      <w:r>
-        <w:rPr>
-          <w:rFonts w:ascii="Arial Unicode MS" w:eastAsia="Arial Unicode MS" w:hAnsi="Arial Unicode MS" w:cs="Arial Unicode MS"/>
-          <w:b/>
-          <w:bCs/>
-        </w:rPr>
-        <w:t>1：カーブ</w:t>
-      </w:r>
-    </w:p>
-    <w:p>
-      <w:pPr>
-        <w:rPr>
-          <w:b/>
-          <w:bCs/>
-        </w:rPr>
-      </w:pPr>
-      <w:r>
-        <w:rPr>
-          <w:rFonts w:ascii="Arial Unicode MS" w:eastAsia="Arial Unicode MS" w:hAnsi="Arial Unicode MS" w:cs="Arial Unicode MS"/>
-          <w:b/>
-          <w:bCs/>
-        </w:rPr>
-        <w:t>2：スライダー</w:t>
-      </w:r>
-    </w:p>
-    <w:p>
-      <w:pPr>
-        <w:rPr>
-          <w:b/>
-          <w:bCs/>
-        </w:rPr>
-      </w:pPr>
-      <w:r>
-        <w:rPr>
-          <w:rFonts w:ascii="Arial Unicode MS" w:eastAsia="Arial Unicode MS" w:hAnsi="Arial Unicode MS" w:cs="Arial Unicode MS"/>
-          <w:b/>
-          <w:bCs/>
-        </w:rPr>
-        <w:t>3：シンカー</w:t>
-      </w:r>
-    </w:p>
-    <w:p>
-      <w:pPr>
-        <w:rPr>
-          <w:b/>
-          <w:bCs/>
-        </w:rPr>
-      </w:pPr>
-      <w:r>
-        <w:rPr>
-          <w:rFonts w:ascii="Arial Unicode MS" w:eastAsia="Arial Unicode MS" w:hAnsi="Arial Unicode MS" w:cs="Arial Unicode MS"/>
-          <w:b/>
-          <w:bCs/>
-        </w:rPr>
-        <w:t>入力値は入力チェック関数で確認して、不正な値の場合は再入力させます。</w:t>
-      </w:r>
-    </w:p>
-    <w:p>
-      <w:pPr>
-        <w:rPr>
-          <w:b/>
-          <w:bCs/>
-        </w:rPr>
-      </w:pPr>
-    </w:p>
-    <w:p>
-      <w:pPr>
-        <w:rPr>
-          <w:b/>
-          <w:bCs/>
-        </w:rPr>
-      </w:pPr>
-      <w:r>
-        <w:rPr>
-          <w:rFonts w:ascii="Arial Unicode MS" w:eastAsia="Arial Unicode MS" w:hAnsi="Arial Unicode MS" w:cs="Arial Unicode MS"/>
-          <w:b/>
-          <w:bCs/>
-        </w:rPr>
-        <w:t>CPUの投球判定</w:t>
-      </w:r>
-    </w:p>
-    <w:p>
-      <w:pPr>
-        <w:rPr>
-          <w:b/>
-          <w:bCs/>
-        </w:rPr>
-      </w:pPr>
-      <w:r>
-        <w:rPr>
-          <w:rFonts w:ascii="Arial Unicode MS" w:eastAsia="Arial Unicode MS" w:hAnsi="Arial Unicode MS" w:cs="Arial Unicode MS"/>
-          <w:b/>
-          <w:bCs/>
-        </w:rPr>
-        <w:t>ランダムで球種を決定させます。</w:t>
-      </w:r>
-    </w:p>
-    <w:p>
-      <w:pPr>
-        <w:rPr>
-          <w:b/>
-          <w:bCs/>
-        </w:rPr>
-      </w:pPr>
-      <w:r>
-        <w:rPr>
-          <w:rFonts w:ascii="Arial Unicode MS" w:eastAsia="Arial Unicode MS" w:hAnsi="Arial Unicode MS" w:cs="Arial Unicode MS"/>
-          <w:b/>
-          <w:bCs/>
-        </w:rPr>
-        <w:t>さらに、乱数によって結果の確率を決定します。</w:t>
+          <w:rFonts w:hint="eastAsia"/>
+          <w:b/>
+          <w:bCs/>
+        </w:rPr>
+        <w:t>問題と回答が異なっている間はゲームを繰り返します。</w:t>
+      </w:r>
+    </w:p>
+    <w:p>
+      <w:pPr>
+        <w:rPr>
+          <w:rFonts w:hint="eastAsia"/>
+          <w:b/>
+          <w:bCs/>
+        </w:rPr>
+      </w:pPr>
+    </w:p>
+    <w:p>
+      <w:pPr>
+        <w:rPr>
+          <w:rFonts w:hint="eastAsia"/>
+          <w:b/>
+          <w:bCs/>
+        </w:rPr>
+      </w:pPr>
+      <w:r>
+        <w:rPr>
+          <w:rFonts w:ascii="ＭＳ 明朝" w:eastAsia="ＭＳ 明朝" w:hAnsi="ＭＳ 明朝" w:cs="ＭＳ 明朝" w:hint="eastAsia"/>
+          <w:b/>
+          <w:bCs/>
+        </w:rPr>
+        <w:t>数字を入力</w:t>
+      </w:r>
+    </w:p>
+    <w:p>
+      <w:pPr>
+        <w:rPr>
+          <w:b/>
+          <w:bCs/>
+        </w:rPr>
+      </w:pPr>
+      <w:r>
+        <w:rPr>
+          <w:rFonts w:ascii="Arial Unicode MS" w:eastAsia="Arial Unicode MS" w:hAnsi="Arial Unicode MS" w:cs="Arial Unicode MS"/>
+          <w:b/>
+          <w:bCs/>
+        </w:rPr>
+        <w:t>プレイヤーは</w:t>
+      </w:r>
+      <w:r>
+        <w:rPr>
+          <w:rFonts w:asciiTheme="minorEastAsia" w:hAnsiTheme="minorEastAsia" w:cs="Arial Unicode MS" w:hint="eastAsia"/>
+          <w:b/>
+          <w:bCs/>
+        </w:rPr>
+        <w:t>0~100</w:t>
+      </w:r>
+      <w:r>
+        <w:rPr>
+          <w:rFonts w:ascii="ＭＳ 明朝" w:eastAsia="ＭＳ 明朝" w:hAnsi="ＭＳ 明朝" w:cs="ＭＳ 明朝" w:hint="eastAsia"/>
+          <w:b/>
+          <w:bCs/>
+        </w:rPr>
+        <w:t>のなかから数字を予想して入力します</w:t>
+      </w:r>
+      <w:r>
+        <w:rPr>
+          <w:rFonts w:ascii="Arial Unicode MS" w:eastAsia="Arial Unicode MS" w:hAnsi="Arial Unicode MS" w:cs="Arial Unicode MS"/>
+          <w:b/>
+          <w:bCs/>
+        </w:rPr>
+        <w:t>。</w:t>
+      </w:r>
+    </w:p>
+    <w:p>
+      <w:pPr>
+        <w:rPr>
+          <w:b/>
+          <w:bCs/>
+        </w:rPr>
+      </w:pPr>
+      <w:r>
+        <w:rPr>
+          <w:rFonts w:ascii="Arial Unicode MS" w:eastAsia="Arial Unicode MS" w:hAnsi="Arial Unicode MS" w:cs="Arial Unicode MS"/>
+          <w:b/>
+          <w:bCs/>
+        </w:rPr>
+        <w:t>入力値は</w:t>
+      </w:r>
+      <w:r>
+        <w:rPr>
+          <w:rFonts w:asciiTheme="minorEastAsia" w:hAnsiTheme="minorEastAsia" w:cs="Arial Unicode MS" w:hint="eastAsia"/>
+          <w:b/>
+          <w:bCs/>
+        </w:rPr>
+        <w:t>if</w:t>
+      </w:r>
+      <w:r>
+        <w:rPr>
+          <w:rFonts w:ascii="ＭＳ 明朝" w:eastAsia="ＭＳ 明朝" w:hAnsi="ＭＳ 明朝" w:cs="ＭＳ 明朝" w:hint="eastAsia"/>
+          <w:b/>
+          <w:bCs/>
+        </w:rPr>
+        <w:t>文</w:t>
+      </w:r>
+      <w:r>
+        <w:rPr>
+          <w:rFonts w:ascii="Arial Unicode MS" w:eastAsia="Arial Unicode MS" w:hAnsi="Arial Unicode MS" w:cs="Arial Unicode MS"/>
+          <w:b/>
+          <w:bCs/>
+        </w:rPr>
+        <w:t>で確認して、不正な値の場合は再入力させます。</w:t>
       </w:r>
     </w:p>
     <w:p>
@@ -1185,367 +915,6 @@
           <w:bCs/>
         </w:rPr>
         <w:t>判定</w:t>
-      </w:r>
-    </w:p>
-    <w:p>
-      <w:pPr>
-        <w:rPr>
-          <w:b/>
-          <w:bCs/>
-        </w:rPr>
-      </w:pPr>
-      <w:r>
-        <w:rPr>
-          <w:rFonts w:ascii="Arial Unicode MS" w:eastAsia="Arial Unicode MS" w:hAnsi="Arial Unicode MS" w:cs="Arial Unicode MS"/>
-          <w:b/>
-          <w:bCs/>
-        </w:rPr>
-        <w:t>プレイヤーとCPUの球種が違う場合</w:t>
-      </w:r>
-    </w:p>
-    <w:p>
-      <w:pPr>
-        <w:rPr>
-          <w:b/>
-          <w:bCs/>
-        </w:rPr>
-      </w:pPr>
-      <w:r>
-        <w:rPr>
-          <w:rFonts w:ascii="Arial Unicode MS" w:eastAsia="Arial Unicode MS" w:hAnsi="Arial Unicode MS" w:cs="Arial Unicode MS"/>
-          <w:b/>
-          <w:bCs/>
-        </w:rPr>
-        <w:t>・25％の確率でボール</w:t>
-      </w:r>
-    </w:p>
-    <w:p>
-      <w:pPr>
-        <w:rPr>
-          <w:b/>
-          <w:bCs/>
-        </w:rPr>
-      </w:pPr>
-      <w:r>
-        <w:rPr>
-          <w:rFonts w:ascii="Arial Unicode MS" w:eastAsia="Arial Unicode MS" w:hAnsi="Arial Unicode MS" w:cs="Arial Unicode MS"/>
-          <w:b/>
-          <w:bCs/>
-        </w:rPr>
-        <w:t>・75％の確率でストライク</w:t>
-      </w:r>
-    </w:p>
-    <w:p>
-      <w:pPr>
-        <w:rPr>
-          <w:b/>
-          <w:bCs/>
-        </w:rPr>
-      </w:pPr>
-      <w:r>
-        <w:rPr>
-          <w:rFonts w:ascii="Arial Unicode MS" w:eastAsia="Arial Unicode MS" w:hAnsi="Arial Unicode MS" w:cs="Arial Unicode MS"/>
-          <w:b/>
-          <w:bCs/>
-        </w:rPr>
-        <w:t>プレイヤーとCPUの球種が同じ場合</w:t>
-      </w:r>
-    </w:p>
-    <w:p>
-      <w:pPr>
-        <w:rPr>
-          <w:b/>
-          <w:bCs/>
-        </w:rPr>
-      </w:pPr>
-      <w:r>
-        <w:rPr>
-          <w:rFonts w:ascii="Arial Unicode MS" w:eastAsia="Arial Unicode MS" w:hAnsi="Arial Unicode MS" w:cs="Arial Unicode MS"/>
-          <w:b/>
-          <w:bCs/>
-        </w:rPr>
-        <w:t>・25％でアウト</w:t>
-      </w:r>
-    </w:p>
-    <w:p>
-      <w:pPr>
-        <w:rPr>
-          <w:b/>
-          <w:bCs/>
-        </w:rPr>
-      </w:pPr>
-      <w:r>
-        <w:rPr>
-          <w:rFonts w:ascii="Arial Unicode MS" w:eastAsia="Arial Unicode MS" w:hAnsi="Arial Unicode MS" w:cs="Arial Unicode MS"/>
-          <w:b/>
-          <w:bCs/>
-        </w:rPr>
-        <w:t>・75％でヒット</w:t>
-      </w:r>
-    </w:p>
-    <w:p>
-      <w:pPr>
-        <w:rPr>
-          <w:b/>
-          <w:bCs/>
-        </w:rPr>
-      </w:pPr>
-    </w:p>
-    <w:p>
-      <w:pPr>
-        <w:rPr>
-          <w:b/>
-          <w:bCs/>
-        </w:rPr>
-      </w:pPr>
-      <w:r>
-        <w:rPr>
-          <w:rFonts w:ascii="Arial Unicode MS" w:eastAsia="Arial Unicode MS" w:hAnsi="Arial Unicode MS" w:cs="Arial Unicode MS"/>
-          <w:b/>
-          <w:bCs/>
-        </w:rPr>
-        <w:t>カウント判定</w:t>
-      </w:r>
-    </w:p>
-    <w:p>
-      <w:pPr>
-        <w:rPr>
-          <w:b/>
-          <w:bCs/>
-        </w:rPr>
-      </w:pPr>
-      <w:r>
-        <w:rPr>
-          <w:rFonts w:ascii="Arial Unicode MS" w:eastAsia="Arial Unicode MS" w:hAnsi="Arial Unicode MS" w:cs="Arial Unicode MS"/>
-          <w:b/>
-          <w:bCs/>
-        </w:rPr>
-        <w:t>・ストライクが3になると</w:t>
-      </w:r>
-    </w:p>
-    <w:p>
-      <w:pPr>
-        <w:rPr>
-          <w:b/>
-          <w:bCs/>
-        </w:rPr>
-      </w:pPr>
-      <w:r>
-        <w:rPr>
-          <w:rFonts w:ascii="Arial Unicode MS" w:eastAsia="Arial Unicode MS" w:hAnsi="Arial Unicode MS" w:cs="Arial Unicode MS"/>
-          <w:b/>
-          <w:bCs/>
-        </w:rPr>
-        <w:t xml:space="preserve">　・三振アウト</w:t>
-      </w:r>
-    </w:p>
-    <w:p>
-      <w:pPr>
-        <w:rPr>
-          <w:b/>
-          <w:bCs/>
-        </w:rPr>
-      </w:pPr>
-      <w:r>
-        <w:rPr>
-          <w:rFonts w:ascii="Arial Unicode MS" w:eastAsia="Arial Unicode MS" w:hAnsi="Arial Unicode MS" w:cs="Arial Unicode MS"/>
-          <w:b/>
-          <w:bCs/>
-        </w:rPr>
-        <w:t xml:space="preserve">　・アウト数を1増やす</w:t>
-      </w:r>
-    </w:p>
-    <w:p>
-      <w:pPr>
-        <w:rPr>
-          <w:b/>
-          <w:bCs/>
-        </w:rPr>
-      </w:pPr>
-      <w:r>
-        <w:rPr>
-          <w:rFonts w:ascii="Arial Unicode MS" w:eastAsia="Arial Unicode MS" w:hAnsi="Arial Unicode MS" w:cs="Arial Unicode MS"/>
-          <w:b/>
-          <w:bCs/>
-        </w:rPr>
-        <w:t>・ボールが4になると</w:t>
-      </w:r>
-    </w:p>
-    <w:p>
-      <w:pPr>
-        <w:rPr>
-          <w:b/>
-          <w:bCs/>
-        </w:rPr>
-      </w:pPr>
-      <w:r>
-        <w:rPr>
-          <w:rFonts w:ascii="Arial Unicode MS" w:eastAsia="Arial Unicode MS" w:hAnsi="Arial Unicode MS" w:cs="Arial Unicode MS"/>
-          <w:b/>
-          <w:bCs/>
-        </w:rPr>
-        <w:t xml:space="preserve">　・フォアボール</w:t>
-      </w:r>
-    </w:p>
-    <w:p>
-      <w:pPr>
-        <w:rPr>
-          <w:b/>
-          <w:bCs/>
-        </w:rPr>
-      </w:pPr>
-      <w:r>
-        <w:rPr>
-          <w:rFonts w:ascii="Arial Unicode MS" w:eastAsia="Arial Unicode MS" w:hAnsi="Arial Unicode MS" w:cs="Arial Unicode MS"/>
-          <w:b/>
-          <w:bCs/>
-        </w:rPr>
-        <w:t xml:space="preserve">　・ランナー数を1増やす</w:t>
-      </w:r>
-    </w:p>
-    <w:p>
-      <w:pPr>
-        <w:rPr>
-          <w:b/>
-          <w:bCs/>
-        </w:rPr>
-      </w:pPr>
-      <w:r>
-        <w:rPr>
-          <w:rFonts w:ascii="Arial Unicode MS" w:eastAsia="Arial Unicode MS" w:hAnsi="Arial Unicode MS" w:cs="Arial Unicode MS"/>
-          <w:b/>
-          <w:bCs/>
-        </w:rPr>
-        <w:t>判定後、ストライク、ボールを0に戻す</w:t>
-      </w:r>
-    </w:p>
-    <w:p>
-      <w:pPr>
-        <w:rPr>
-          <w:b/>
-          <w:bCs/>
-        </w:rPr>
-      </w:pPr>
-    </w:p>
-    <w:p>
-      <w:pPr>
-        <w:rPr>
-          <w:b/>
-          <w:bCs/>
-        </w:rPr>
-      </w:pPr>
-      <w:r>
-        <w:rPr>
-          <w:rFonts w:ascii="Arial Unicode MS" w:eastAsia="Arial Unicode MS" w:hAnsi="Arial Unicode MS" w:cs="Arial Unicode MS"/>
-          <w:b/>
-          <w:bCs/>
-        </w:rPr>
-        <w:t>ゲーム終了条件</w:t>
-      </w:r>
-    </w:p>
-    <w:p>
-      <w:pPr>
-        <w:rPr>
-          <w:b/>
-          <w:bCs/>
-        </w:rPr>
-      </w:pPr>
-      <w:r>
-        <w:rPr>
-          <w:rFonts w:ascii="Arial Unicode MS" w:eastAsia="Arial Unicode MS" w:hAnsi="Arial Unicode MS" w:cs="Arial Unicode MS"/>
-          <w:b/>
-          <w:bCs/>
-        </w:rPr>
-        <w:t>次のどちらかでゲーム終了です。</w:t>
-      </w:r>
-    </w:p>
-    <w:p>
-      <w:pPr>
-        <w:rPr>
-          <w:b/>
-          <w:bCs/>
-        </w:rPr>
-      </w:pPr>
-      <w:r>
-        <w:rPr>
-          <w:rFonts w:ascii="Arial Unicode MS" w:eastAsia="Arial Unicode MS" w:hAnsi="Arial Unicode MS" w:cs="Arial Unicode MS"/>
-          <w:b/>
-          <w:bCs/>
-        </w:rPr>
-        <w:t>・アウトが3つ以上</w:t>
-      </w:r>
-    </w:p>
-    <w:p>
-      <w:pPr>
-        <w:rPr>
-          <w:b/>
-          <w:bCs/>
-        </w:rPr>
-      </w:pPr>
-      <w:r>
-        <w:rPr>
-          <w:rFonts w:ascii="Arial Unicode MS" w:eastAsia="Arial Unicode MS" w:hAnsi="Arial Unicode MS" w:cs="Arial Unicode MS"/>
-          <w:b/>
-          <w:bCs/>
-        </w:rPr>
-        <w:lastRenderedPageBreak/>
-        <w:t>・ランナーが4人以上</w:t>
-      </w:r>
-    </w:p>
-    <w:p>
-      <w:pPr>
-        <w:rPr>
-          <w:b/>
-          <w:bCs/>
-        </w:rPr>
-      </w:pPr>
-    </w:p>
-    <w:p>
-      <w:pPr>
-        <w:rPr>
-          <w:b/>
-          <w:bCs/>
-        </w:rPr>
-      </w:pPr>
-      <w:r>
-        <w:rPr>
-          <w:rFonts w:ascii="Arial Unicode MS" w:eastAsia="Arial Unicode MS" w:hAnsi="Arial Unicode MS" w:cs="Arial Unicode MS"/>
-          <w:b/>
-          <w:bCs/>
-        </w:rPr>
-        <w:t>勝敗</w:t>
-      </w:r>
-    </w:p>
-    <w:p>
-      <w:pPr>
-        <w:rPr>
-          <w:b/>
-          <w:bCs/>
-        </w:rPr>
-      </w:pPr>
-      <w:r>
-        <w:rPr>
-          <w:rFonts w:ascii="Arial Unicode MS" w:eastAsia="Arial Unicode MS" w:hAnsi="Arial Unicode MS" w:cs="Arial Unicode MS"/>
-          <w:b/>
-          <w:bCs/>
-        </w:rPr>
-        <w:t>・アウト3つ以上　→　プレイヤーの勝利</w:t>
-      </w:r>
-    </w:p>
-    <w:p>
-      <w:pPr>
-        <w:rPr>
-          <w:b/>
-          <w:bCs/>
-        </w:rPr>
-      </w:pPr>
-      <w:r>
-        <w:rPr>
-          <w:rFonts w:ascii="Arial Unicode MS" w:eastAsia="Arial Unicode MS" w:hAnsi="Arial Unicode MS" w:cs="Arial Unicode MS"/>
-          <w:b/>
-          <w:bCs/>
-        </w:rPr>
-        <w:t>・ランナー4つ以上　→　CPUの勝利</w:t>
       </w:r>
     </w:p>
     <w:p>
@@ -1557,6 +926,158 @@
           <w:szCs w:val="24"/>
         </w:rPr>
       </w:pPr>
+      <w:r>
+        <w:rPr>
+          <w:rFonts w:hint="eastAsia"/>
+          <w:b/>
+          <w:bCs/>
+          <w:sz w:val="24"/>
+          <w:szCs w:val="24"/>
+        </w:rPr>
+        <w:t>回答した数字が問題より小さい値のとき</w:t>
+      </w:r>
+    </w:p>
+    <w:p>
+      <w:pPr>
+        <w:rPr>
+          <w:b/>
+          <w:bCs/>
+          <w:sz w:val="24"/>
+          <w:szCs w:val="24"/>
+        </w:rPr>
+      </w:pPr>
+      <w:r>
+        <w:rPr>
+          <w:rFonts w:hint="eastAsia"/>
+          <w:b/>
+          <w:bCs/>
+          <w:sz w:val="24"/>
+          <w:szCs w:val="24"/>
+        </w:rPr>
+        <w:t>→ヒントを表示「もっと大きい数字です。」</w:t>
+      </w:r>
+    </w:p>
+    <w:p>
+      <w:pPr>
+        <w:rPr>
+          <w:b/>
+          <w:bCs/>
+          <w:sz w:val="24"/>
+          <w:szCs w:val="24"/>
+        </w:rPr>
+      </w:pPr>
+      <w:r>
+        <w:rPr>
+          <w:rFonts w:hint="eastAsia"/>
+          <w:b/>
+          <w:bCs/>
+          <w:sz w:val="24"/>
+          <w:szCs w:val="24"/>
+        </w:rPr>
+        <w:t>回答した数字が問題より大きい値のとき</w:t>
+      </w:r>
+    </w:p>
+    <w:p>
+      <w:pPr>
+        <w:rPr>
+          <w:b/>
+          <w:bCs/>
+          <w:sz w:val="24"/>
+          <w:szCs w:val="24"/>
+        </w:rPr>
+      </w:pPr>
+      <w:r>
+        <w:rPr>
+          <w:rFonts w:hint="eastAsia"/>
+          <w:b/>
+          <w:bCs/>
+          <w:sz w:val="24"/>
+          <w:szCs w:val="24"/>
+        </w:rPr>
+        <w:t>→ヒントを表示「もっと小さい数字です。」</w:t>
+      </w:r>
+    </w:p>
+    <w:p>
+      <w:pPr>
+        <w:rPr>
+          <w:b/>
+          <w:bCs/>
+          <w:sz w:val="24"/>
+          <w:szCs w:val="24"/>
+        </w:rPr>
+      </w:pPr>
+      <w:r>
+        <w:rPr>
+          <w:rFonts w:hint="eastAsia"/>
+          <w:b/>
+          <w:bCs/>
+          <w:sz w:val="24"/>
+          <w:szCs w:val="24"/>
+        </w:rPr>
+        <w:lastRenderedPageBreak/>
+        <w:t>問題と回答の数字が一致したとき</w:t>
+      </w:r>
+    </w:p>
+    <w:p>
+      <w:pPr>
+        <w:rPr>
+          <w:b/>
+          <w:bCs/>
+          <w:sz w:val="24"/>
+          <w:szCs w:val="24"/>
+        </w:rPr>
+      </w:pPr>
+      <w:r>
+        <w:rPr>
+          <w:rFonts w:hint="eastAsia"/>
+          <w:b/>
+          <w:bCs/>
+          <w:sz w:val="24"/>
+          <w:szCs w:val="24"/>
+        </w:rPr>
+        <w:t>→①ループを抜ける</w:t>
+      </w:r>
+    </w:p>
+    <w:p>
+      <w:pPr>
+        <w:rPr>
+          <w:b/>
+          <w:bCs/>
+          <w:sz w:val="24"/>
+          <w:szCs w:val="24"/>
+        </w:rPr>
+      </w:pPr>
+      <w:r>
+        <w:rPr>
+          <w:rFonts w:hint="eastAsia"/>
+          <w:b/>
+          <w:bCs/>
+          <w:sz w:val="24"/>
+          <w:szCs w:val="24"/>
+        </w:rPr>
+        <w:t xml:space="preserve">　②正解を表示</w:t>
+      </w:r>
+    </w:p>
+    <w:p>
+      <w:pPr>
+        <w:rPr>
+          <w:rFonts w:hint="eastAsia"/>
+          <w:b/>
+          <w:bCs/>
+          <w:sz w:val="24"/>
+          <w:szCs w:val="24"/>
+        </w:rPr>
+      </w:pPr>
+      <w:r>
+        <w:rPr>
+          <w:rFonts w:hint="eastAsia"/>
+          <w:b/>
+          <w:bCs/>
+          <w:sz w:val="24"/>
+          <w:szCs w:val="24"/>
+        </w:rPr>
+        <w:t xml:space="preserve">　③何回目で当てたかを表示</w:t>
+      </w:r>
     </w:p>
     <w:sectPr>
       <w:pgSz w:w="11909" w:h="16834"/>
@@ -1659,8 +1180,192 @@
       </w:pPr>
     </w:lvl>
   </w:abstractNum>
+  <w:abstractNum w:abstractNumId="1" w15:restartNumberingAfterBreak="0">
+    <w:nsid w:val="47C6497B"/>
+    <w:multiLevelType w:val="hybridMultilevel"/>
+    <w:tmpl w:val="F61654E4"/>
+    <w:lvl w:ilvl="0" w:tplc="CE8A17D0">
+      <w:start w:val="5"/>
+      <w:numFmt w:val="decimal"/>
+      <w:lvlText w:val="%1，"/>
+      <w:lvlJc w:val="left"/>
+      <w:pPr>
+        <w:ind w:left="360" w:hanging="360"/>
+      </w:pPr>
+      <w:rPr>
+        <w:rFonts w:ascii="Arial Unicode MS" w:eastAsia="Arial Unicode MS" w:hAnsi="Arial Unicode MS" w:cs="Arial Unicode MS" w:hint="default"/>
+      </w:rPr>
+    </w:lvl>
+    <w:lvl w:ilvl="1" w:tplc="04090017" w:tentative="1">
+      <w:start w:val="1"/>
+      <w:numFmt w:val="aiueoFullWidth"/>
+      <w:lvlText w:val="(%2)"/>
+      <w:lvlJc w:val="left"/>
+      <w:pPr>
+        <w:ind w:left="880" w:hanging="440"/>
+      </w:pPr>
+    </w:lvl>
+    <w:lvl w:ilvl="2" w:tplc="04090011" w:tentative="1">
+      <w:start w:val="1"/>
+      <w:numFmt w:val="decimalEnclosedCircle"/>
+      <w:lvlText w:val="%3"/>
+      <w:lvlJc w:val="left"/>
+      <w:pPr>
+        <w:ind w:left="1320" w:hanging="440"/>
+      </w:pPr>
+    </w:lvl>
+    <w:lvl w:ilvl="3" w:tplc="0409000F" w:tentative="1">
+      <w:start w:val="1"/>
+      <w:numFmt w:val="decimal"/>
+      <w:lvlText w:val="%4."/>
+      <w:lvlJc w:val="left"/>
+      <w:pPr>
+        <w:ind w:left="1760" w:hanging="440"/>
+      </w:pPr>
+    </w:lvl>
+    <w:lvl w:ilvl="4" w:tplc="04090017" w:tentative="1">
+      <w:start w:val="1"/>
+      <w:numFmt w:val="aiueoFullWidth"/>
+      <w:lvlText w:val="(%5)"/>
+      <w:lvlJc w:val="left"/>
+      <w:pPr>
+        <w:ind w:left="2200" w:hanging="440"/>
+      </w:pPr>
+    </w:lvl>
+    <w:lvl w:ilvl="5" w:tplc="04090011" w:tentative="1">
+      <w:start w:val="1"/>
+      <w:numFmt w:val="decimalEnclosedCircle"/>
+      <w:lvlText w:val="%6"/>
+      <w:lvlJc w:val="left"/>
+      <w:pPr>
+        <w:ind w:left="2640" w:hanging="440"/>
+      </w:pPr>
+    </w:lvl>
+    <w:lvl w:ilvl="6" w:tplc="0409000F" w:tentative="1">
+      <w:start w:val="1"/>
+      <w:numFmt w:val="decimal"/>
+      <w:lvlText w:val="%7."/>
+      <w:lvlJc w:val="left"/>
+      <w:pPr>
+        <w:ind w:left="3080" w:hanging="440"/>
+      </w:pPr>
+    </w:lvl>
+    <w:lvl w:ilvl="7" w:tplc="04090017" w:tentative="1">
+      <w:start w:val="1"/>
+      <w:numFmt w:val="aiueoFullWidth"/>
+      <w:lvlText w:val="(%8)"/>
+      <w:lvlJc w:val="left"/>
+      <w:pPr>
+        <w:ind w:left="3520" w:hanging="440"/>
+      </w:pPr>
+    </w:lvl>
+    <w:lvl w:ilvl="8" w:tplc="04090011" w:tentative="1">
+      <w:start w:val="1"/>
+      <w:numFmt w:val="decimalEnclosedCircle"/>
+      <w:lvlText w:val="%9"/>
+      <w:lvlJc w:val="left"/>
+      <w:pPr>
+        <w:ind w:left="3960" w:hanging="440"/>
+      </w:pPr>
+    </w:lvl>
+  </w:abstractNum>
+  <w:abstractNum w:abstractNumId="2" w15:restartNumberingAfterBreak="0">
+    <w:nsid w:val="726C5999"/>
+    <w:multiLevelType w:val="hybridMultilevel"/>
+    <w:tmpl w:val="858A93B8"/>
+    <w:lvl w:ilvl="0" w:tplc="27CE5A24">
+      <w:start w:val="1"/>
+      <w:numFmt w:val="decimalEnclosedCircle"/>
+      <w:lvlText w:val="%1"/>
+      <w:lvlJc w:val="left"/>
+      <w:pPr>
+        <w:ind w:left="540" w:hanging="360"/>
+      </w:pPr>
+      <w:rPr>
+        <w:rFonts w:hint="default"/>
+      </w:rPr>
+    </w:lvl>
+    <w:lvl w:ilvl="1" w:tplc="04090017" w:tentative="1">
+      <w:start w:val="1"/>
+      <w:numFmt w:val="aiueoFullWidth"/>
+      <w:lvlText w:val="(%2)"/>
+      <w:lvlJc w:val="left"/>
+      <w:pPr>
+        <w:ind w:left="1060" w:hanging="440"/>
+      </w:pPr>
+    </w:lvl>
+    <w:lvl w:ilvl="2" w:tplc="04090011" w:tentative="1">
+      <w:start w:val="1"/>
+      <w:numFmt w:val="decimalEnclosedCircle"/>
+      <w:lvlText w:val="%3"/>
+      <w:lvlJc w:val="left"/>
+      <w:pPr>
+        <w:ind w:left="1500" w:hanging="440"/>
+      </w:pPr>
+    </w:lvl>
+    <w:lvl w:ilvl="3" w:tplc="0409000F" w:tentative="1">
+      <w:start w:val="1"/>
+      <w:numFmt w:val="decimal"/>
+      <w:lvlText w:val="%4."/>
+      <w:lvlJc w:val="left"/>
+      <w:pPr>
+        <w:ind w:left="1940" w:hanging="440"/>
+      </w:pPr>
+    </w:lvl>
+    <w:lvl w:ilvl="4" w:tplc="04090017" w:tentative="1">
+      <w:start w:val="1"/>
+      <w:numFmt w:val="aiueoFullWidth"/>
+      <w:lvlText w:val="(%5)"/>
+      <w:lvlJc w:val="left"/>
+      <w:pPr>
+        <w:ind w:left="2380" w:hanging="440"/>
+      </w:pPr>
+    </w:lvl>
+    <w:lvl w:ilvl="5" w:tplc="04090011" w:tentative="1">
+      <w:start w:val="1"/>
+      <w:numFmt w:val="decimalEnclosedCircle"/>
+      <w:lvlText w:val="%6"/>
+      <w:lvlJc w:val="left"/>
+      <w:pPr>
+        <w:ind w:left="2820" w:hanging="440"/>
+      </w:pPr>
+    </w:lvl>
+    <w:lvl w:ilvl="6" w:tplc="0409000F" w:tentative="1">
+      <w:start w:val="1"/>
+      <w:numFmt w:val="decimal"/>
+      <w:lvlText w:val="%7."/>
+      <w:lvlJc w:val="left"/>
+      <w:pPr>
+        <w:ind w:left="3260" w:hanging="440"/>
+      </w:pPr>
+    </w:lvl>
+    <w:lvl w:ilvl="7" w:tplc="04090017" w:tentative="1">
+      <w:start w:val="1"/>
+      <w:numFmt w:val="aiueoFullWidth"/>
+      <w:lvlText w:val="(%8)"/>
+      <w:lvlJc w:val="left"/>
+      <w:pPr>
+        <w:ind w:left="3700" w:hanging="440"/>
+      </w:pPr>
+    </w:lvl>
+    <w:lvl w:ilvl="8" w:tplc="04090011" w:tentative="1">
+      <w:start w:val="1"/>
+      <w:numFmt w:val="decimalEnclosedCircle"/>
+      <w:lvlText w:val="%9"/>
+      <w:lvlJc w:val="left"/>
+      <w:pPr>
+        <w:ind w:left="4140" w:hanging="440"/>
+      </w:pPr>
+    </w:lvl>
+  </w:abstractNum>
   <w:num w:numId="1" w16cid:durableId="1881042927">
     <w:abstractNumId w:val="0"/>
+  </w:num>
+  <w:num w:numId="2" w16cid:durableId="1498693265">
+    <w:abstractNumId w:val="2"/>
+  </w:num>
+  <w:num w:numId="3" w16cid:durableId="89742190">
+    <w:abstractNumId w:val="1"/>
   </w:num>
 </w:numbering>
 </file>
@@ -2582,6 +2287,27 @@
 </file>
 
 <file path=customXml/item1.xml><?xml version="1.0" encoding="utf-8"?>
+<?mso-contentType ?>
+<FormTemplates xmlns="http://schemas.microsoft.com/sharepoint/v3/contenttype/forms">
+  <Display>DocumentLibraryForm</Display>
+  <Edit>DocumentLibraryForm</Edit>
+  <New>DocumentLibraryForm</New>
+</FormTemplates>
+</file>
+
+<file path=customXml/item2.xml><?xml version="1.0" encoding="utf-8"?>
+<p:properties xmlns:p="http://schemas.microsoft.com/office/2006/metadata/properties" xmlns:xsi="http://www.w3.org/2001/XMLSchema-instance" xmlns:pc="http://schemas.microsoft.com/office/infopath/2007/PartnerControls">
+  <documentManagement>
+    <ReferenceId xmlns="c012325e-6628-44df-9380-d2c8ff0bc0d9" xsi:nil="true"/>
+    <TaxCatchAll xmlns="684e0667-7348-4abb-86b3-e9bef84558aa" xsi:nil="true"/>
+    <lcf76f155ced4ddcb4097134ff3c332f xmlns="c012325e-6628-44df-9380-d2c8ff0bc0d9">
+      <Terms xmlns="http://schemas.microsoft.com/office/infopath/2007/PartnerControls"/>
+    </lcf76f155ced4ddcb4097134ff3c332f>
+  </documentManagement>
+</p:properties>
+</file>
+
+<file path=customXml/item3.xml><?xml version="1.0" encoding="utf-8"?>
 <ct:contentTypeSchema xmlns:ct="http://schemas.microsoft.com/office/2006/metadata/contentType" xmlns:ma="http://schemas.microsoft.com/office/2006/metadata/properties/metaAttributes" ct:_="" ma:_="" ma:contentTypeName="ドキュメント" ma:contentTypeID="0x010100A8CAF23A7692C649BADA7088740EDAE4" ma:contentTypeVersion="11" ma:contentTypeDescription="新しいドキュメントを作成します。" ma:contentTypeScope="" ma:versionID="9ab32f717cc32481ee51d3e0c982a771">
   <xsd:schema xmlns:xsd="http://www.w3.org/2001/XMLSchema" xmlns:xs="http://www.w3.org/2001/XMLSchema" xmlns:p="http://schemas.microsoft.com/office/2006/metadata/properties" xmlns:ns2="c012325e-6628-44df-9380-d2c8ff0bc0d9" xmlns:ns3="684e0667-7348-4abb-86b3-e9bef84558aa" targetNamespace="http://schemas.microsoft.com/office/2006/metadata/properties" ma:root="true" ma:fieldsID="ae7acfa239945a4deef55d0c5dc3f45b" ns2:_="" ns3:_="">
     <xsd:import namespace="c012325e-6628-44df-9380-d2c8ff0bc0d9"/>
@@ -2776,28 +2502,26 @@
 </ct:contentTypeSchema>
 </file>
 
-<file path=customXml/item2.xml><?xml version="1.0" encoding="utf-8"?>
-<p:properties xmlns:p="http://schemas.microsoft.com/office/2006/metadata/properties" xmlns:xsi="http://www.w3.org/2001/XMLSchema-instance" xmlns:pc="http://schemas.microsoft.com/office/infopath/2007/PartnerControls">
-  <documentManagement>
-    <ReferenceId xmlns="c012325e-6628-44df-9380-d2c8ff0bc0d9" xsi:nil="true"/>
-    <TaxCatchAll xmlns="684e0667-7348-4abb-86b3-e9bef84558aa" xsi:nil="true"/>
-    <lcf76f155ced4ddcb4097134ff3c332f xmlns="c012325e-6628-44df-9380-d2c8ff0bc0d9">
-      <Terms xmlns="http://schemas.microsoft.com/office/infopath/2007/PartnerControls"/>
-    </lcf76f155ced4ddcb4097134ff3c332f>
-  </documentManagement>
-</p:properties>
+<file path=customXml/itemProps1.xml><?xml version="1.0" encoding="utf-8"?>
+<ds:datastoreItem xmlns:ds="http://schemas.openxmlformats.org/officeDocument/2006/customXml" ds:itemID="{1670285D-20F1-4160-A717-A036FC0603D3}">
+  <ds:schemaRefs>
+    <ds:schemaRef ds:uri="http://schemas.microsoft.com/sharepoint/v3/contenttype/forms"/>
+  </ds:schemaRefs>
+</ds:datastoreItem>
 </file>
 
-<file path=customXml/item3.xml><?xml version="1.0" encoding="utf-8"?>
-<?mso-contentType ?>
-<FormTemplates xmlns="http://schemas.microsoft.com/sharepoint/v3/contenttype/forms">
-  <Display>DocumentLibraryForm</Display>
-  <Edit>DocumentLibraryForm</Edit>
-  <New>DocumentLibraryForm</New>
-</FormTemplates>
+<file path=customXml/itemProps2.xml><?xml version="1.0" encoding="utf-8"?>
+<ds:datastoreItem xmlns:ds="http://schemas.openxmlformats.org/officeDocument/2006/customXml" ds:itemID="{2E43F397-D5AF-49B7-8CE1-05005608CA53}">
+  <ds:schemaRefs>
+    <ds:schemaRef ds:uri="http://schemas.microsoft.com/office/2006/metadata/properties"/>
+    <ds:schemaRef ds:uri="http://schemas.microsoft.com/office/infopath/2007/PartnerControls"/>
+    <ds:schemaRef ds:uri="c012325e-6628-44df-9380-d2c8ff0bc0d9"/>
+    <ds:schemaRef ds:uri="684e0667-7348-4abb-86b3-e9bef84558aa"/>
+  </ds:schemaRefs>
+</ds:datastoreItem>
 </file>
 
-<file path=customXml/itemProps1.xml><?xml version="1.0" encoding="utf-8"?>
+<file path=customXml/itemProps3.xml><?xml version="1.0" encoding="utf-8"?>
 <ds:datastoreItem xmlns:ds="http://schemas.openxmlformats.org/officeDocument/2006/customXml" ds:itemID="{E969B34E-8DEF-4453-8DDE-E63B4B7058BC}">
   <ds:schemaRefs>
     <ds:schemaRef ds:uri="http://schemas.microsoft.com/office/2006/metadata/contentType"/>
@@ -2814,23 +2538,4 @@
     <ds:schemaRef ds:uri="http://schemas.microsoft.com/internal/obd"/>
   </ds:schemaRefs>
 </ds:datastoreItem>
-</file>
-
-<file path=customXml/itemProps2.xml><?xml version="1.0" encoding="utf-8"?>
-<ds:datastoreItem xmlns:ds="http://schemas.openxmlformats.org/officeDocument/2006/customXml" ds:itemID="{2E43F397-D5AF-49B7-8CE1-05005608CA53}">
-  <ds:schemaRefs>
-    <ds:schemaRef ds:uri="http://schemas.microsoft.com/office/2006/metadata/properties"/>
-    <ds:schemaRef ds:uri="http://schemas.microsoft.com/office/infopath/2007/PartnerControls"/>
-    <ds:schemaRef ds:uri="c012325e-6628-44df-9380-d2c8ff0bc0d9"/>
-    <ds:schemaRef ds:uri="684e0667-7348-4abb-86b3-e9bef84558aa"/>
-  </ds:schemaRefs>
-</ds:datastoreItem>
-</file>
-
-<file path=customXml/itemProps3.xml><?xml version="1.0" encoding="utf-8"?>
-<ds:datastoreItem xmlns:ds="http://schemas.openxmlformats.org/officeDocument/2006/customXml" ds:itemID="{1670285D-20F1-4160-A717-A036FC0603D3}">
-  <ds:schemaRefs>
-    <ds:schemaRef ds:uri="http://schemas.microsoft.com/sharepoint/v3/contenttype/forms"/>
-  </ds:schemaRefs>
-</ds:datastoreItem>
 </file>